--- a/proactive-business-english-a2-sy/out/PBE-A2-B1-SY_Unit01_AnswerKey.docx
+++ b/proactive-business-english-a2-sy/out/PBE-A2-B1-SY_Unit01_AnswerKey.docx
@@ -20336,7 +20336,7 @@
           <w:sz w:val="24"/>
           <w:szCs w:val="24"/>
         </w:rPr>
-        <w:t xml:space="preserve">  Unit 1 check</w:t>
+        <w:t xml:space="preserve">  Unit 1 check – answers and marking</w:t>
       </w:r>
     </w:p>
     <w:p>
@@ -20351,15 +20351,655 @@
           <w:sz w:val="22"/>
           <w:szCs w:val="22"/>
         </w:rPr>
-        <w:t xml:space="preserve">A  Language.</w:t>
-      </w:r>
-      <w:r>
-        <w:rPr>
-          <w:rFonts w:ascii="Calibri" w:cs="Calibri" w:eastAsia="Calibri" w:hAnsi="Calibri"/>
-          <w:sz w:val="22"/>
-          <w:szCs w:val="22"/>
-        </w:rPr>
-        <w:t xml:space="preserve">  1 a  ·  2 b  ·  3 c  ·  4 a  ·  5 b  ·  6 a  ·  7 b  ·  8 a</w:t>
+        <w:t xml:space="preserve">A  Language</w:t>
+      </w:r>
+      <w:r>
+        <w:rPr>
+          <w:rFonts w:ascii="Calibri" w:cs="Calibri" w:eastAsia="Calibri" w:hAnsi="Calibri"/>
+          <w:sz w:val="22"/>
+          <w:szCs w:val="22"/>
+        </w:rPr>
+        <w:t xml:space="preserve"> (8 marks)</w:t>
+      </w:r>
+    </w:p>
+    <w:tbl>
+      <w:tblPr>
+        <w:tblW w:type="dxa" w:w="9906"/>
+        <w:tblBorders>
+          <w:top w:val="single" w:color="auto" w:sz="4"/>
+          <w:left w:val="single" w:color="auto" w:sz="4"/>
+          <w:bottom w:val="single" w:color="auto" w:sz="4"/>
+          <w:right w:val="single" w:color="auto" w:sz="4"/>
+          <w:insideH w:val="single" w:color="auto" w:sz="4"/>
+          <w:insideV w:val="single" w:color="auto" w:sz="4"/>
+        </w:tblBorders>
+      </w:tblPr>
+      <w:tblGrid>
+        <w:gridCol w:w="1707"/>
+        <w:gridCol w:w="1024"/>
+        <w:gridCol w:w="1024"/>
+        <w:gridCol w:w="1024"/>
+        <w:gridCol w:w="1024"/>
+        <w:gridCol w:w="1024"/>
+        <w:gridCol w:w="1024"/>
+        <w:gridCol w:w="1024"/>
+        <w:gridCol w:w="1031"/>
+      </w:tblGrid>
+      <w:tr>
+        <w:trPr>
+          <w:tblHeader/>
+        </w:trPr>
+        <w:tc>
+          <w:tcPr>
+            <w:tcW w:type="dxa" w:w="1707"/>
+            <w:tcBorders>
+              <w:top w:val="single" w:color="A6A6A6" w:sz="4"/>
+              <w:left w:val="single" w:color="A6A6A6" w:sz="4"/>
+              <w:bottom w:val="single" w:color="A6A6A6" w:sz="4"/>
+              <w:right w:val="single" w:color="A6A6A6" w:sz="4"/>
+            </w:tcBorders>
+            <w:shd w:fill="0F6E6E" w:color="auto" w:val="clear"/>
+            <w:tcMar>
+              <w:top w:type="dxa" w:w="50"/>
+              <w:left w:type="dxa" w:w="90"/>
+              <w:bottom w:type="dxa" w:w="50"/>
+              <w:right w:type="dxa" w:w="90"/>
+            </w:tcMar>
+          </w:tcPr>
+          <w:p>
+            <w:r>
+              <w:rPr>
+                <w:rFonts w:ascii="Calibri" w:cs="Calibri" w:eastAsia="Calibri" w:hAnsi="Calibri"/>
+                <w:b/>
+                <w:bCs/>
+                <w:color w:val="FFFFFF"/>
+                <w:sz w:val="20"/>
+                <w:szCs w:val="20"/>
+              </w:rPr>
+              <w:t xml:space="preserve">Q</w:t>
+            </w:r>
+          </w:p>
+        </w:tc>
+        <w:tc>
+          <w:tcPr>
+            <w:tcW w:type="dxa" w:w="1024"/>
+            <w:tcBorders>
+              <w:top w:val="single" w:color="A6A6A6" w:sz="4"/>
+              <w:left w:val="single" w:color="A6A6A6" w:sz="4"/>
+              <w:bottom w:val="single" w:color="A6A6A6" w:sz="4"/>
+              <w:right w:val="single" w:color="A6A6A6" w:sz="4"/>
+            </w:tcBorders>
+            <w:shd w:fill="0F6E6E" w:color="auto" w:val="clear"/>
+            <w:tcMar>
+              <w:top w:type="dxa" w:w="50"/>
+              <w:left w:type="dxa" w:w="90"/>
+              <w:bottom w:type="dxa" w:w="50"/>
+              <w:right w:type="dxa" w:w="90"/>
+            </w:tcMar>
+          </w:tcPr>
+          <w:p>
+            <w:r>
+              <w:rPr>
+                <w:rFonts w:ascii="Calibri" w:cs="Calibri" w:eastAsia="Calibri" w:hAnsi="Calibri"/>
+                <w:b/>
+                <w:bCs/>
+                <w:color w:val="FFFFFF"/>
+                <w:sz w:val="20"/>
+                <w:szCs w:val="20"/>
+              </w:rPr>
+              <w:t xml:space="preserve">1</w:t>
+            </w:r>
+          </w:p>
+        </w:tc>
+        <w:tc>
+          <w:tcPr>
+            <w:tcW w:type="dxa" w:w="1024"/>
+            <w:tcBorders>
+              <w:top w:val="single" w:color="A6A6A6" w:sz="4"/>
+              <w:left w:val="single" w:color="A6A6A6" w:sz="4"/>
+              <w:bottom w:val="single" w:color="A6A6A6" w:sz="4"/>
+              <w:right w:val="single" w:color="A6A6A6" w:sz="4"/>
+            </w:tcBorders>
+            <w:shd w:fill="0F6E6E" w:color="auto" w:val="clear"/>
+            <w:tcMar>
+              <w:top w:type="dxa" w:w="50"/>
+              <w:left w:type="dxa" w:w="90"/>
+              <w:bottom w:type="dxa" w:w="50"/>
+              <w:right w:type="dxa" w:w="90"/>
+            </w:tcMar>
+          </w:tcPr>
+          <w:p>
+            <w:r>
+              <w:rPr>
+                <w:rFonts w:ascii="Calibri" w:cs="Calibri" w:eastAsia="Calibri" w:hAnsi="Calibri"/>
+                <w:b/>
+                <w:bCs/>
+                <w:color w:val="FFFFFF"/>
+                <w:sz w:val="20"/>
+                <w:szCs w:val="20"/>
+              </w:rPr>
+              <w:t xml:space="preserve">2</w:t>
+            </w:r>
+          </w:p>
+        </w:tc>
+        <w:tc>
+          <w:tcPr>
+            <w:tcW w:type="dxa" w:w="1024"/>
+            <w:tcBorders>
+              <w:top w:val="single" w:color="A6A6A6" w:sz="4"/>
+              <w:left w:val="single" w:color="A6A6A6" w:sz="4"/>
+              <w:bottom w:val="single" w:color="A6A6A6" w:sz="4"/>
+              <w:right w:val="single" w:color="A6A6A6" w:sz="4"/>
+            </w:tcBorders>
+            <w:shd w:fill="0F6E6E" w:color="auto" w:val="clear"/>
+            <w:tcMar>
+              <w:top w:type="dxa" w:w="50"/>
+              <w:left w:type="dxa" w:w="90"/>
+              <w:bottom w:type="dxa" w:w="50"/>
+              <w:right w:type="dxa" w:w="90"/>
+            </w:tcMar>
+          </w:tcPr>
+          <w:p>
+            <w:r>
+              <w:rPr>
+                <w:rFonts w:ascii="Calibri" w:cs="Calibri" w:eastAsia="Calibri" w:hAnsi="Calibri"/>
+                <w:b/>
+                <w:bCs/>
+                <w:color w:val="FFFFFF"/>
+                <w:sz w:val="20"/>
+                <w:szCs w:val="20"/>
+              </w:rPr>
+              <w:t xml:space="preserve">3</w:t>
+            </w:r>
+          </w:p>
+        </w:tc>
+        <w:tc>
+          <w:tcPr>
+            <w:tcW w:type="dxa" w:w="1024"/>
+            <w:tcBorders>
+              <w:top w:val="single" w:color="A6A6A6" w:sz="4"/>
+              <w:left w:val="single" w:color="A6A6A6" w:sz="4"/>
+              <w:bottom w:val="single" w:color="A6A6A6" w:sz="4"/>
+              <w:right w:val="single" w:color="A6A6A6" w:sz="4"/>
+            </w:tcBorders>
+            <w:shd w:fill="0F6E6E" w:color="auto" w:val="clear"/>
+            <w:tcMar>
+              <w:top w:type="dxa" w:w="50"/>
+              <w:left w:type="dxa" w:w="90"/>
+              <w:bottom w:type="dxa" w:w="50"/>
+              <w:right w:type="dxa" w:w="90"/>
+            </w:tcMar>
+          </w:tcPr>
+          <w:p>
+            <w:r>
+              <w:rPr>
+                <w:rFonts w:ascii="Calibri" w:cs="Calibri" w:eastAsia="Calibri" w:hAnsi="Calibri"/>
+                <w:b/>
+                <w:bCs/>
+                <w:color w:val="FFFFFF"/>
+                <w:sz w:val="20"/>
+                <w:szCs w:val="20"/>
+              </w:rPr>
+              <w:t xml:space="preserve">4</w:t>
+            </w:r>
+          </w:p>
+        </w:tc>
+        <w:tc>
+          <w:tcPr>
+            <w:tcW w:type="dxa" w:w="1024"/>
+            <w:tcBorders>
+              <w:top w:val="single" w:color="A6A6A6" w:sz="4"/>
+              <w:left w:val="single" w:color="A6A6A6" w:sz="4"/>
+              <w:bottom w:val="single" w:color="A6A6A6" w:sz="4"/>
+              <w:right w:val="single" w:color="A6A6A6" w:sz="4"/>
+            </w:tcBorders>
+            <w:shd w:fill="0F6E6E" w:color="auto" w:val="clear"/>
+            <w:tcMar>
+              <w:top w:type="dxa" w:w="50"/>
+              <w:left w:type="dxa" w:w="90"/>
+              <w:bottom w:type="dxa" w:w="50"/>
+              <w:right w:type="dxa" w:w="90"/>
+            </w:tcMar>
+          </w:tcPr>
+          <w:p>
+            <w:r>
+              <w:rPr>
+                <w:rFonts w:ascii="Calibri" w:cs="Calibri" w:eastAsia="Calibri" w:hAnsi="Calibri"/>
+                <w:b/>
+                <w:bCs/>
+                <w:color w:val="FFFFFF"/>
+                <w:sz w:val="20"/>
+                <w:szCs w:val="20"/>
+              </w:rPr>
+              <w:t xml:space="preserve">5</w:t>
+            </w:r>
+          </w:p>
+        </w:tc>
+        <w:tc>
+          <w:tcPr>
+            <w:tcW w:type="dxa" w:w="1024"/>
+            <w:tcBorders>
+              <w:top w:val="single" w:color="A6A6A6" w:sz="4"/>
+              <w:left w:val="single" w:color="A6A6A6" w:sz="4"/>
+              <w:bottom w:val="single" w:color="A6A6A6" w:sz="4"/>
+              <w:right w:val="single" w:color="A6A6A6" w:sz="4"/>
+            </w:tcBorders>
+            <w:shd w:fill="0F6E6E" w:color="auto" w:val="clear"/>
+            <w:tcMar>
+              <w:top w:type="dxa" w:w="50"/>
+              <w:left w:type="dxa" w:w="90"/>
+              <w:bottom w:type="dxa" w:w="50"/>
+              <w:right w:type="dxa" w:w="90"/>
+            </w:tcMar>
+          </w:tcPr>
+          <w:p>
+            <w:r>
+              <w:rPr>
+                <w:rFonts w:ascii="Calibri" w:cs="Calibri" w:eastAsia="Calibri" w:hAnsi="Calibri"/>
+                <w:b/>
+                <w:bCs/>
+                <w:color w:val="FFFFFF"/>
+                <w:sz w:val="20"/>
+                <w:szCs w:val="20"/>
+              </w:rPr>
+              <w:t xml:space="preserve">6</w:t>
+            </w:r>
+          </w:p>
+        </w:tc>
+        <w:tc>
+          <w:tcPr>
+            <w:tcW w:type="dxa" w:w="1024"/>
+            <w:tcBorders>
+              <w:top w:val="single" w:color="A6A6A6" w:sz="4"/>
+              <w:left w:val="single" w:color="A6A6A6" w:sz="4"/>
+              <w:bottom w:val="single" w:color="A6A6A6" w:sz="4"/>
+              <w:right w:val="single" w:color="A6A6A6" w:sz="4"/>
+            </w:tcBorders>
+            <w:shd w:fill="0F6E6E" w:color="auto" w:val="clear"/>
+            <w:tcMar>
+              <w:top w:type="dxa" w:w="50"/>
+              <w:left w:type="dxa" w:w="90"/>
+              <w:bottom w:type="dxa" w:w="50"/>
+              <w:right w:type="dxa" w:w="90"/>
+            </w:tcMar>
+          </w:tcPr>
+          <w:p>
+            <w:r>
+              <w:rPr>
+                <w:rFonts w:ascii="Calibri" w:cs="Calibri" w:eastAsia="Calibri" w:hAnsi="Calibri"/>
+                <w:b/>
+                <w:bCs/>
+                <w:color w:val="FFFFFF"/>
+                <w:sz w:val="20"/>
+                <w:szCs w:val="20"/>
+              </w:rPr>
+              <w:t xml:space="preserve">7</w:t>
+            </w:r>
+          </w:p>
+        </w:tc>
+        <w:tc>
+          <w:tcPr>
+            <w:tcW w:type="dxa" w:w="1031"/>
+            <w:tcBorders>
+              <w:top w:val="single" w:color="A6A6A6" w:sz="4"/>
+              <w:left w:val="single" w:color="A6A6A6" w:sz="4"/>
+              <w:bottom w:val="single" w:color="A6A6A6" w:sz="4"/>
+              <w:right w:val="single" w:color="A6A6A6" w:sz="4"/>
+            </w:tcBorders>
+            <w:shd w:fill="0F6E6E" w:color="auto" w:val="clear"/>
+            <w:tcMar>
+              <w:top w:type="dxa" w:w="50"/>
+              <w:left w:type="dxa" w:w="90"/>
+              <w:bottom w:type="dxa" w:w="50"/>
+              <w:right w:type="dxa" w:w="90"/>
+            </w:tcMar>
+          </w:tcPr>
+          <w:p>
+            <w:r>
+              <w:rPr>
+                <w:rFonts w:ascii="Calibri" w:cs="Calibri" w:eastAsia="Calibri" w:hAnsi="Calibri"/>
+                <w:b/>
+                <w:bCs/>
+                <w:color w:val="FFFFFF"/>
+                <w:sz w:val="20"/>
+                <w:szCs w:val="20"/>
+              </w:rPr>
+              <w:t xml:space="preserve">8</w:t>
+            </w:r>
+          </w:p>
+        </w:tc>
+      </w:tr>
+      <w:tr>
+        <w:tc>
+          <w:tcPr>
+            <w:tcW w:type="dxa" w:w="1707"/>
+            <w:tcBorders>
+              <w:top w:val="single" w:color="A6A6A6" w:sz="4"/>
+              <w:left w:val="single" w:color="A6A6A6" w:sz="4"/>
+              <w:bottom w:val="single" w:color="A6A6A6" w:sz="4"/>
+              <w:right w:val="single" w:color="A6A6A6" w:sz="4"/>
+            </w:tcBorders>
+            <w:tcMar>
+              <w:top w:type="dxa" w:w="50"/>
+              <w:left w:type="dxa" w:w="90"/>
+              <w:bottom w:type="dxa" w:w="50"/>
+              <w:right w:type="dxa" w:w="90"/>
+            </w:tcMar>
+          </w:tcPr>
+          <w:p>
+            <w:r>
+              <w:rPr>
+                <w:rFonts w:ascii="Calibri" w:cs="Calibri" w:eastAsia="Calibri" w:hAnsi="Calibri"/>
+                <w:sz w:val="20"/>
+                <w:szCs w:val="20"/>
+              </w:rPr>
+              <w:t xml:space="preserve">Answer</w:t>
+            </w:r>
+          </w:p>
+        </w:tc>
+        <w:tc>
+          <w:tcPr>
+            <w:tcW w:type="dxa" w:w="1024"/>
+            <w:tcBorders>
+              <w:top w:val="single" w:color="A6A6A6" w:sz="4"/>
+              <w:left w:val="single" w:color="A6A6A6" w:sz="4"/>
+              <w:bottom w:val="single" w:color="A6A6A6" w:sz="4"/>
+              <w:right w:val="single" w:color="A6A6A6" w:sz="4"/>
+            </w:tcBorders>
+            <w:tcMar>
+              <w:top w:type="dxa" w:w="50"/>
+              <w:left w:type="dxa" w:w="90"/>
+              <w:bottom w:type="dxa" w:w="50"/>
+              <w:right w:type="dxa" w:w="90"/>
+            </w:tcMar>
+          </w:tcPr>
+          <w:p>
+            <w:r>
+              <w:rPr>
+                <w:rFonts w:ascii="Calibri" w:cs="Calibri" w:eastAsia="Calibri" w:hAnsi="Calibri"/>
+                <w:sz w:val="20"/>
+                <w:szCs w:val="20"/>
+              </w:rPr>
+              <w:t xml:space="preserve">a</w:t>
+            </w:r>
+          </w:p>
+        </w:tc>
+        <w:tc>
+          <w:tcPr>
+            <w:tcW w:type="dxa" w:w="1024"/>
+            <w:tcBorders>
+              <w:top w:val="single" w:color="A6A6A6" w:sz="4"/>
+              <w:left w:val="single" w:color="A6A6A6" w:sz="4"/>
+              <w:bottom w:val="single" w:color="A6A6A6" w:sz="4"/>
+              <w:right w:val="single" w:color="A6A6A6" w:sz="4"/>
+            </w:tcBorders>
+            <w:tcMar>
+              <w:top w:type="dxa" w:w="50"/>
+              <w:left w:type="dxa" w:w="90"/>
+              <w:bottom w:type="dxa" w:w="50"/>
+              <w:right w:type="dxa" w:w="90"/>
+            </w:tcMar>
+          </w:tcPr>
+          <w:p>
+            <w:r>
+              <w:rPr>
+                <w:rFonts w:ascii="Calibri" w:cs="Calibri" w:eastAsia="Calibri" w:hAnsi="Calibri"/>
+                <w:sz w:val="20"/>
+                <w:szCs w:val="20"/>
+              </w:rPr>
+              <w:t xml:space="preserve">b</w:t>
+            </w:r>
+          </w:p>
+        </w:tc>
+        <w:tc>
+          <w:tcPr>
+            <w:tcW w:type="dxa" w:w="1024"/>
+            <w:tcBorders>
+              <w:top w:val="single" w:color="A6A6A6" w:sz="4"/>
+              <w:left w:val="single" w:color="A6A6A6" w:sz="4"/>
+              <w:bottom w:val="single" w:color="A6A6A6" w:sz="4"/>
+              <w:right w:val="single" w:color="A6A6A6" w:sz="4"/>
+            </w:tcBorders>
+            <w:tcMar>
+              <w:top w:type="dxa" w:w="50"/>
+              <w:left w:type="dxa" w:w="90"/>
+              <w:bottom w:type="dxa" w:w="50"/>
+              <w:right w:type="dxa" w:w="90"/>
+            </w:tcMar>
+          </w:tcPr>
+          <w:p>
+            <w:r>
+              <w:rPr>
+                <w:rFonts w:ascii="Calibri" w:cs="Calibri" w:eastAsia="Calibri" w:hAnsi="Calibri"/>
+                <w:sz w:val="20"/>
+                <w:szCs w:val="20"/>
+              </w:rPr>
+              <w:t xml:space="preserve">c</w:t>
+            </w:r>
+          </w:p>
+        </w:tc>
+        <w:tc>
+          <w:tcPr>
+            <w:tcW w:type="dxa" w:w="1024"/>
+            <w:tcBorders>
+              <w:top w:val="single" w:color="A6A6A6" w:sz="4"/>
+              <w:left w:val="single" w:color="A6A6A6" w:sz="4"/>
+              <w:bottom w:val="single" w:color="A6A6A6" w:sz="4"/>
+              <w:right w:val="single" w:color="A6A6A6" w:sz="4"/>
+            </w:tcBorders>
+            <w:tcMar>
+              <w:top w:type="dxa" w:w="50"/>
+              <w:left w:type="dxa" w:w="90"/>
+              <w:bottom w:type="dxa" w:w="50"/>
+              <w:right w:type="dxa" w:w="90"/>
+            </w:tcMar>
+          </w:tcPr>
+          <w:p>
+            <w:r>
+              <w:rPr>
+                <w:rFonts w:ascii="Calibri" w:cs="Calibri" w:eastAsia="Calibri" w:hAnsi="Calibri"/>
+                <w:sz w:val="20"/>
+                <w:szCs w:val="20"/>
+              </w:rPr>
+              <w:t xml:space="preserve">a</w:t>
+            </w:r>
+          </w:p>
+        </w:tc>
+        <w:tc>
+          <w:tcPr>
+            <w:tcW w:type="dxa" w:w="1024"/>
+            <w:tcBorders>
+              <w:top w:val="single" w:color="A6A6A6" w:sz="4"/>
+              <w:left w:val="single" w:color="A6A6A6" w:sz="4"/>
+              <w:bottom w:val="single" w:color="A6A6A6" w:sz="4"/>
+              <w:right w:val="single" w:color="A6A6A6" w:sz="4"/>
+            </w:tcBorders>
+            <w:tcMar>
+              <w:top w:type="dxa" w:w="50"/>
+              <w:left w:type="dxa" w:w="90"/>
+              <w:bottom w:type="dxa" w:w="50"/>
+              <w:right w:type="dxa" w:w="90"/>
+            </w:tcMar>
+          </w:tcPr>
+          <w:p>
+            <w:r>
+              <w:rPr>
+                <w:rFonts w:ascii="Calibri" w:cs="Calibri" w:eastAsia="Calibri" w:hAnsi="Calibri"/>
+                <w:sz w:val="20"/>
+                <w:szCs w:val="20"/>
+              </w:rPr>
+              <w:t xml:space="preserve">b</w:t>
+            </w:r>
+          </w:p>
+        </w:tc>
+        <w:tc>
+          <w:tcPr>
+            <w:tcW w:type="dxa" w:w="1024"/>
+            <w:tcBorders>
+              <w:top w:val="single" w:color="A6A6A6" w:sz="4"/>
+              <w:left w:val="single" w:color="A6A6A6" w:sz="4"/>
+              <w:bottom w:val="single" w:color="A6A6A6" w:sz="4"/>
+              <w:right w:val="single" w:color="A6A6A6" w:sz="4"/>
+            </w:tcBorders>
+            <w:tcMar>
+              <w:top w:type="dxa" w:w="50"/>
+              <w:left w:type="dxa" w:w="90"/>
+              <w:bottom w:type="dxa" w:w="50"/>
+              <w:right w:type="dxa" w:w="90"/>
+            </w:tcMar>
+          </w:tcPr>
+          <w:p>
+            <w:r>
+              <w:rPr>
+                <w:rFonts w:ascii="Calibri" w:cs="Calibri" w:eastAsia="Calibri" w:hAnsi="Calibri"/>
+                <w:sz w:val="20"/>
+                <w:szCs w:val="20"/>
+              </w:rPr>
+              <w:t xml:space="preserve">a</w:t>
+            </w:r>
+          </w:p>
+        </w:tc>
+        <w:tc>
+          <w:tcPr>
+            <w:tcW w:type="dxa" w:w="1024"/>
+            <w:tcBorders>
+              <w:top w:val="single" w:color="A6A6A6" w:sz="4"/>
+              <w:left w:val="single" w:color="A6A6A6" w:sz="4"/>
+              <w:bottom w:val="single" w:color="A6A6A6" w:sz="4"/>
+              <w:right w:val="single" w:color="A6A6A6" w:sz="4"/>
+            </w:tcBorders>
+            <w:tcMar>
+              <w:top w:type="dxa" w:w="50"/>
+              <w:left w:type="dxa" w:w="90"/>
+              <w:bottom w:type="dxa" w:w="50"/>
+              <w:right w:type="dxa" w:w="90"/>
+            </w:tcMar>
+          </w:tcPr>
+          <w:p>
+            <w:r>
+              <w:rPr>
+                <w:rFonts w:ascii="Calibri" w:cs="Calibri" w:eastAsia="Calibri" w:hAnsi="Calibri"/>
+                <w:sz w:val="20"/>
+                <w:szCs w:val="20"/>
+              </w:rPr>
+              <w:t xml:space="preserve">b</w:t>
+            </w:r>
+          </w:p>
+        </w:tc>
+        <w:tc>
+          <w:tcPr>
+            <w:tcW w:type="dxa" w:w="1031"/>
+            <w:tcBorders>
+              <w:top w:val="single" w:color="A6A6A6" w:sz="4"/>
+              <w:left w:val="single" w:color="A6A6A6" w:sz="4"/>
+              <w:bottom w:val="single" w:color="A6A6A6" w:sz="4"/>
+              <w:right w:val="single" w:color="A6A6A6" w:sz="4"/>
+            </w:tcBorders>
+            <w:tcMar>
+              <w:top w:type="dxa" w:w="50"/>
+              <w:left w:type="dxa" w:w="90"/>
+              <w:bottom w:type="dxa" w:w="50"/>
+              <w:right w:type="dxa" w:w="90"/>
+            </w:tcMar>
+          </w:tcPr>
+          <w:p>
+            <w:r>
+              <w:rPr>
+                <w:rFonts w:ascii="Calibri" w:cs="Calibri" w:eastAsia="Calibri" w:hAnsi="Calibri"/>
+                <w:sz w:val="20"/>
+                <w:szCs w:val="20"/>
+              </w:rPr>
+              <w:t xml:space="preserve">a</w:t>
+            </w:r>
+          </w:p>
+        </w:tc>
+      </w:tr>
+    </w:tbl>
+    <w:p>
+      <w:pPr>
+        <w:spacing w:after="100"/>
+      </w:pPr>
+      <w:r>
+        <w:rPr>
+          <w:rFonts w:ascii="Calibri" w:cs="Calibri" w:eastAsia="Calibri" w:hAnsi="Calibri"/>
+          <w:b/>
+          <w:bCs/>
+          <w:sz w:val="22"/>
+          <w:szCs w:val="22"/>
+        </w:rPr>
+        <w:t xml:space="preserve">B  Listening</w:t>
+      </w:r>
+      <w:r>
+        <w:rPr>
+          <w:rFonts w:ascii="Calibri" w:cs="Calibri" w:eastAsia="Calibri" w:hAnsi="Calibri"/>
+          <w:sz w:val="22"/>
+          <w:szCs w:val="22"/>
+        </w:rPr>
+        <w:t xml:space="preserve"> (4 marks) — Company: </w:t>
+      </w:r>
+      <w:r>
+        <w:rPr>
+          <w:rFonts w:ascii="Calibri" w:cs="Calibri" w:eastAsia="Calibri" w:hAnsi="Calibri"/>
+          <w:b/>
+          <w:bCs/>
+          <w:sz w:val="22"/>
+          <w:szCs w:val="22"/>
+        </w:rPr>
+        <w:t xml:space="preserve">Hamdan Printing</w:t>
+      </w:r>
+      <w:r>
+        <w:rPr>
+          <w:rFonts w:ascii="Calibri" w:cs="Calibri" w:eastAsia="Calibri" w:hAnsi="Calibri"/>
+          <w:sz w:val="22"/>
+          <w:szCs w:val="22"/>
+        </w:rPr>
+        <w:t xml:space="preserve"> · Contact: </w:t>
+      </w:r>
+      <w:r>
+        <w:rPr>
+          <w:rFonts w:ascii="Calibri" w:cs="Calibri" w:eastAsia="Calibri" w:hAnsi="Calibri"/>
+          <w:b/>
+          <w:bCs/>
+          <w:sz w:val="22"/>
+          <w:szCs w:val="22"/>
+        </w:rPr>
+        <w:t xml:space="preserve">Rasha Hamdan</w:t>
+      </w:r>
+      <w:r>
+        <w:rPr>
+          <w:rFonts w:ascii="Calibri" w:cs="Calibri" w:eastAsia="Calibri" w:hAnsi="Calibri"/>
+          <w:sz w:val="22"/>
+          <w:szCs w:val="22"/>
+        </w:rPr>
+        <w:t xml:space="preserve"> · Tel: </w:t>
+      </w:r>
+      <w:r>
+        <w:rPr>
+          <w:rFonts w:ascii="Calibri" w:cs="Calibri" w:eastAsia="Calibri" w:hAnsi="Calibri"/>
+          <w:b/>
+          <w:bCs/>
+          <w:sz w:val="22"/>
+          <w:szCs w:val="22"/>
+        </w:rPr>
+        <w:t xml:space="preserve">0988 450 176</w:t>
+      </w:r>
+      <w:r>
+        <w:rPr>
+          <w:rFonts w:ascii="Calibri" w:cs="Calibri" w:eastAsia="Calibri" w:hAnsi="Calibri"/>
+          <w:sz w:val="22"/>
+          <w:szCs w:val="22"/>
+        </w:rPr>
+        <w:t xml:space="preserve"> · Wants: </w:t>
+      </w:r>
+      <w:r>
+        <w:rPr>
+          <w:rFonts w:ascii="Calibri" w:cs="Calibri" w:eastAsia="Calibri" w:hAnsi="Calibri"/>
+          <w:b/>
+          <w:bCs/>
+          <w:sz w:val="22"/>
+          <w:szCs w:val="22"/>
+        </w:rPr>
+        <w:t xml:space="preserve">the price list for paper</w:t>
       </w:r>
     </w:p>
     <w:p>
@@ -20374,94 +21014,15 @@
           <w:sz w:val="22"/>
           <w:szCs w:val="22"/>
         </w:rPr>
-        <w:t xml:space="preserve">B  Listening.</w:t>
-      </w:r>
-      <w:r>
-        <w:rPr>
-          <w:rFonts w:ascii="Calibri" w:cs="Calibri" w:eastAsia="Calibri" w:hAnsi="Calibri"/>
-          <w:sz w:val="22"/>
-          <w:szCs w:val="22"/>
-        </w:rPr>
-        <w:t xml:space="preserve">  Company: </w:t>
-      </w:r>
-      <w:r>
-        <w:rPr>
-          <w:rFonts w:ascii="Calibri" w:cs="Calibri" w:eastAsia="Calibri" w:hAnsi="Calibri"/>
-          <w:b/>
-          <w:bCs/>
-          <w:sz w:val="22"/>
-          <w:szCs w:val="22"/>
-        </w:rPr>
-        <w:t xml:space="preserve">Hamdan Printing</w:t>
-      </w:r>
-      <w:r>
-        <w:rPr>
-          <w:rFonts w:ascii="Calibri" w:cs="Calibri" w:eastAsia="Calibri" w:hAnsi="Calibri"/>
-          <w:sz w:val="22"/>
-          <w:szCs w:val="22"/>
-        </w:rPr>
-        <w:t xml:space="preserve">  ·  Contact: </w:t>
-      </w:r>
-      <w:r>
-        <w:rPr>
-          <w:rFonts w:ascii="Calibri" w:cs="Calibri" w:eastAsia="Calibri" w:hAnsi="Calibri"/>
-          <w:b/>
-          <w:bCs/>
-          <w:sz w:val="22"/>
-          <w:szCs w:val="22"/>
-        </w:rPr>
-        <w:t xml:space="preserve">Rasha Hamdan</w:t>
-      </w:r>
-      <w:r>
-        <w:rPr>
-          <w:rFonts w:ascii="Calibri" w:cs="Calibri" w:eastAsia="Calibri" w:hAnsi="Calibri"/>
-          <w:sz w:val="22"/>
-          <w:szCs w:val="22"/>
-        </w:rPr>
-        <w:t xml:space="preserve">  ·  Tel: </w:t>
-      </w:r>
-      <w:r>
-        <w:rPr>
-          <w:rFonts w:ascii="Calibri" w:cs="Calibri" w:eastAsia="Calibri" w:hAnsi="Calibri"/>
-          <w:b/>
-          <w:bCs/>
-          <w:sz w:val="22"/>
-          <w:szCs w:val="22"/>
-        </w:rPr>
-        <w:t xml:space="preserve">0988 450 176</w:t>
-      </w:r>
-      <w:r>
-        <w:rPr>
-          <w:rFonts w:ascii="Calibri" w:cs="Calibri" w:eastAsia="Calibri" w:hAnsi="Calibri"/>
-          <w:sz w:val="22"/>
-          <w:szCs w:val="22"/>
-        </w:rPr>
-        <w:t xml:space="preserve">  ·  Wants: </w:t>
-      </w:r>
-      <w:r>
-        <w:rPr>
-          <w:rFonts w:ascii="Calibri" w:cs="Calibri" w:eastAsia="Calibri" w:hAnsi="Calibri"/>
-          <w:b/>
-          <w:bCs/>
-          <w:sz w:val="22"/>
-          <w:szCs w:val="22"/>
-        </w:rPr>
-        <w:t xml:space="preserve">the price list for paper</w:t>
-      </w:r>
-    </w:p>
-    <w:p>
-      <w:pPr>
-        <w:spacing w:after="100"/>
-      </w:pPr>
-      <w:r>
-        <w:rPr>
-          <w:rFonts w:ascii="Calibri" w:cs="Calibri" w:eastAsia="Calibri" w:hAnsi="Calibri"/>
-          <w:b/>
-          <w:bCs/>
-          <w:sz w:val="22"/>
-          <w:szCs w:val="22"/>
-        </w:rPr>
-        <w:t xml:space="preserve">C  Sample message (≈30 words):</w:t>
+        <w:t xml:space="preserve">C  Writing</w:t>
+      </w:r>
+      <w:r>
+        <w:rPr>
+          <w:rFonts w:ascii="Calibri" w:cs="Calibri" w:eastAsia="Calibri" w:hAnsi="Calibri"/>
+          <w:sz w:val="22"/>
+          <w:szCs w:val="22"/>
+        </w:rPr>
+        <w:t xml:space="preserve"> (6 marks) — sample:</w:t>
       </w:r>
     </w:p>
     <w:tbl>
@@ -20510,7 +21071,208 @@
                 <w:sz w:val="22"/>
                 <w:szCs w:val="22"/>
               </w:rPr>
-              <w:t xml:space="preserve">Hello, welcome to the company. I'm Fadi Saeed, the driver. I look after the two vans and the deliveries in Damascus. My extension is 231 — call me any time.</w:t>
+              <w:t xml:space="preserve">Hello, welcome to the company. I'm Fadi Saeed, the driver. I look after the two vans and the deliveries in Damascus. My extension is 231 — call me any time.  </w:t>
+            </w:r>
+            <w:r>
+              <w:rPr>
+                <w:rFonts w:ascii="Calibri" w:cs="Calibri" w:eastAsia="Calibri" w:hAnsi="Calibri"/>
+                <w:i/>
+                <w:iCs/>
+                <w:sz w:val="22"/>
+                <w:szCs w:val="22"/>
+              </w:rPr>
+              <w:t xml:space="preserve">(29 words)</w:t>
+            </w:r>
+          </w:p>
+        </w:tc>
+      </w:tr>
+    </w:tbl>
+    <w:tbl>
+      <w:tblPr>
+        <w:tblW w:type="dxa" w:w="9906"/>
+        <w:tblBorders>
+          <w:top w:val="single" w:color="auto" w:sz="4"/>
+          <w:left w:val="single" w:color="auto" w:sz="4"/>
+          <w:bottom w:val="single" w:color="auto" w:sz="4"/>
+          <w:right w:val="single" w:color="auto" w:sz="4"/>
+          <w:insideH w:val="single" w:color="auto" w:sz="4"/>
+          <w:insideV w:val="single" w:color="auto" w:sz="4"/>
+        </w:tblBorders>
+      </w:tblPr>
+      <w:tblGrid>
+        <w:gridCol w:w="9906"/>
+      </w:tblGrid>
+      <w:tr>
+        <w:trPr>
+          <w:cantSplit/>
+        </w:trPr>
+        <w:tc>
+          <w:tcPr>
+            <w:tcW w:type="dxa" w:w="9906"/>
+            <w:tcBorders>
+              <w:top w:val="single" w:color="C55A11" w:sz="6"/>
+              <w:left w:val="single" w:color="C55A11" w:sz="6"/>
+              <w:bottom w:val="single" w:color="C55A11" w:sz="6"/>
+              <w:right w:val="single" w:color="C55A11" w:sz="6"/>
+            </w:tcBorders>
+            <w:shd w:fill="FFF2CC" w:color="auto" w:val="clear"/>
+            <w:tcMar>
+              <w:top w:type="dxa" w:w="100"/>
+              <w:left w:type="dxa" w:w="160"/>
+              <w:bottom w:type="dxa" w:w="100"/>
+              <w:right w:type="dxa" w:w="160"/>
+            </w:tcMar>
+          </w:tcPr>
+          <w:p>
+            <w:pPr>
+              <w:spacing w:after="80"/>
+            </w:pPr>
+            <w:r>
+              <w:rPr>
+                <w:rFonts w:ascii="Calibri" w:cs="Calibri" w:eastAsia="Calibri" w:hAnsi="Calibri"/>
+                <w:b/>
+                <w:bCs/>
+                <w:color w:val="C55A11"/>
+                <w:sz w:val="22"/>
+                <w:szCs w:val="22"/>
+              </w:rPr>
+              <w:t xml:space="preserve">Marking the writing (6 marks)</w:t>
+            </w:r>
+          </w:p>
+          <w:p>
+            <w:pPr>
+              <w:spacing w:after="60"/>
+            </w:pPr>
+            <w:r>
+              <w:rPr>
+                <w:rFonts w:ascii="Calibri" w:cs="Calibri" w:eastAsia="Calibri" w:hAnsi="Calibri"/>
+                <w:b/>
+                <w:bCs/>
+                <w:sz w:val="22"/>
+                <w:szCs w:val="22"/>
+              </w:rPr>
+              <w:t xml:space="preserve">Task (3):</w:t>
+            </w:r>
+            <w:r>
+              <w:rPr>
+                <w:rFonts w:ascii="Calibri" w:cs="Calibri" w:eastAsia="Calibri" w:hAnsi="Calibri"/>
+                <w:sz w:val="22"/>
+                <w:szCs w:val="22"/>
+              </w:rPr>
+              <w:t xml:space="preserve"> who you are · what you look after · your extension number — one mark each.</w:t>
+            </w:r>
+          </w:p>
+          <w:p>
+            <w:pPr>
+              <w:spacing w:after="60"/>
+            </w:pPr>
+            <w:r>
+              <w:rPr>
+                <w:rFonts w:ascii="Calibri" w:cs="Calibri" w:eastAsia="Calibri" w:hAnsi="Calibri"/>
+                <w:b/>
+                <w:bCs/>
+                <w:sz w:val="22"/>
+                <w:szCs w:val="22"/>
+              </w:rPr>
+              <w:t xml:space="preserve">Language (2):</w:t>
+            </w:r>
+            <w:r>
+              <w:rPr>
+                <w:rFonts w:ascii="Calibri" w:cs="Calibri" w:eastAsia="Calibri" w:hAnsi="Calibri"/>
+                <w:sz w:val="22"/>
+                <w:szCs w:val="22"/>
+              </w:rPr>
+              <w:t xml:space="preserve"> </w:t>
+            </w:r>
+            <w:r>
+              <w:rPr>
+                <w:rFonts w:ascii="Calibri" w:cs="Calibri" w:eastAsia="Calibri" w:hAnsi="Calibri"/>
+                <w:i/>
+                <w:iCs/>
+                <w:sz w:val="22"/>
+                <w:szCs w:val="22"/>
+              </w:rPr>
+              <w:t xml:space="preserve">be</w:t>
+            </w:r>
+            <w:r>
+              <w:rPr>
+                <w:rFonts w:ascii="Calibri" w:cs="Calibri" w:eastAsia="Calibri" w:hAnsi="Calibri"/>
+                <w:sz w:val="22"/>
+                <w:szCs w:val="22"/>
+              </w:rPr>
+              <w:t xml:space="preserve"> and the present simple used correctly; </w:t>
+            </w:r>
+            <w:r>
+              <w:rPr>
+                <w:rFonts w:ascii="Calibri" w:cs="Calibri" w:eastAsia="Calibri" w:hAnsi="Calibri"/>
+                <w:i/>
+                <w:iCs/>
+                <w:sz w:val="22"/>
+                <w:szCs w:val="22"/>
+              </w:rPr>
+              <w:t xml:space="preserve">a / an</w:t>
+            </w:r>
+            <w:r>
+              <w:rPr>
+                <w:rFonts w:ascii="Calibri" w:cs="Calibri" w:eastAsia="Calibri" w:hAnsi="Calibri"/>
+                <w:sz w:val="22"/>
+                <w:szCs w:val="22"/>
+              </w:rPr>
+              <w:t xml:space="preserve"> before the job.</w:t>
+            </w:r>
+          </w:p>
+          <w:p>
+            <w:pPr>
+              <w:spacing w:after="60"/>
+            </w:pPr>
+            <w:r>
+              <w:rPr>
+                <w:rFonts w:ascii="Calibri" w:cs="Calibri" w:eastAsia="Calibri" w:hAnsi="Calibri"/>
+                <w:b/>
+                <w:bCs/>
+                <w:sz w:val="22"/>
+                <w:szCs w:val="22"/>
+              </w:rPr>
+              <w:t xml:space="preserve">Organisation and length (1):</w:t>
+            </w:r>
+            <w:r>
+              <w:rPr>
+                <w:rFonts w:ascii="Calibri" w:cs="Calibri" w:eastAsia="Calibri" w:hAnsi="Calibri"/>
+                <w:sz w:val="22"/>
+                <w:szCs w:val="22"/>
+              </w:rPr>
+              <w:t xml:space="preserve"> a greeting and a name; 25 words or more.</w:t>
+            </w:r>
+          </w:p>
+          <w:p>
+            <w:pPr>
+              <w:spacing w:after="60"/>
+            </w:pPr>
+            <w:r>
+              <w:rPr>
+                <w:rFonts w:ascii="Calibri" w:cs="Calibri" w:eastAsia="Calibri" w:hAnsi="Calibri"/>
+                <w:sz w:val="22"/>
+                <w:szCs w:val="22"/>
+              </w:rPr>
+              <w:t xml:space="preserve">⚠ A message with perfect English and no extension number scores </w:t>
+            </w:r>
+            <w:r>
+              <w:rPr>
+                <w:rFonts w:ascii="Calibri" w:cs="Calibri" w:eastAsia="Calibri" w:hAnsi="Calibri"/>
+                <w:b/>
+                <w:bCs/>
+                <w:sz w:val="22"/>
+                <w:szCs w:val="22"/>
+              </w:rPr>
+              <w:t xml:space="preserve">2 of 3</w:t>
+            </w:r>
+            <w:r>
+              <w:rPr>
+                <w:rFonts w:ascii="Calibri" w:cs="Calibri" w:eastAsia="Calibri" w:hAnsi="Calibri"/>
+                <w:sz w:val="22"/>
+                <w:szCs w:val="22"/>
+              </w:rPr>
+              <w:t xml:space="preserve"> on task. The three things are the task.</w:t>
             </w:r>
           </w:p>
         </w:tc>
@@ -20529,9 +21291,295 @@
           <w:sz w:val="22"/>
           <w:szCs w:val="22"/>
         </w:rPr>
-        <w:t xml:space="preserve">Scoring guide: A = 8 marks, B = 4 marks, C = 6 marks (content 3, organisation 1, language 2). Total 18. 13+ = ready for Unit 2.</w:t>
+        <w:t xml:space="preserve">Total 18 marks. 13+ = ready for Unit 2.</w:t>
       </w:r>
     </w:p>
+    <w:tbl>
+      <w:tblPr>
+        <w:tblW w:type="dxa" w:w="9906"/>
+        <w:tblBorders>
+          <w:top w:val="single" w:color="auto" w:sz="4"/>
+          <w:left w:val="single" w:color="auto" w:sz="4"/>
+          <w:bottom w:val="single" w:color="auto" w:sz="4"/>
+          <w:right w:val="single" w:color="auto" w:sz="4"/>
+          <w:insideH w:val="single" w:color="auto" w:sz="4"/>
+          <w:insideV w:val="single" w:color="auto" w:sz="4"/>
+        </w:tblBorders>
+      </w:tblPr>
+      <w:tblGrid>
+        <w:gridCol w:w="9906"/>
+      </w:tblGrid>
+      <w:tr>
+        <w:trPr>
+          <w:cantSplit/>
+        </w:trPr>
+        <w:tc>
+          <w:tcPr>
+            <w:tcW w:type="dxa" w:w="9906"/>
+            <w:tcBorders>
+              <w:top w:val="single" w:color="1F3864" w:sz="6"/>
+              <w:left w:val="single" w:color="1F3864" w:sz="6"/>
+              <w:bottom w:val="single" w:color="1F3864" w:sz="6"/>
+              <w:right w:val="single" w:color="1F3864" w:sz="6"/>
+            </w:tcBorders>
+            <w:shd w:fill="F2F2F2" w:color="auto" w:val="clear"/>
+            <w:tcMar>
+              <w:top w:type="dxa" w:w="100"/>
+              <w:left w:type="dxa" w:w="160"/>
+              <w:bottom w:type="dxa" w:w="100"/>
+              <w:right w:type="dxa" w:w="160"/>
+            </w:tcMar>
+          </w:tcPr>
+          <w:p>
+            <w:pPr>
+              <w:spacing w:after="80"/>
+            </w:pPr>
+            <w:r>
+              <w:rPr>
+                <w:rFonts w:ascii="Calibri" w:cs="Calibri" w:eastAsia="Calibri" w:hAnsi="Calibri"/>
+                <w:b/>
+                <w:bCs/>
+                <w:color w:val="1F3864"/>
+                <w:sz w:val="22"/>
+                <w:szCs w:val="22"/>
+              </w:rPr>
+              <w:t xml:space="preserve">Teacher's note — the three faults to watch in Unit 1</w:t>
+            </w:r>
+          </w:p>
+          <w:p>
+            <w:pPr>
+              <w:spacing w:after="60"/>
+            </w:pPr>
+            <w:r>
+              <w:rPr>
+                <w:rFonts w:ascii="Calibri" w:cs="Calibri" w:eastAsia="Calibri" w:hAnsi="Calibri"/>
+                <w:b/>
+                <w:bCs/>
+                <w:sz w:val="22"/>
+                <w:szCs w:val="22"/>
+              </w:rPr>
+              <w:t xml:space="preserve">1  The missing verb.</w:t>
+            </w:r>
+            <w:r>
+              <w:rPr>
+                <w:rFonts w:ascii="Calibri" w:cs="Calibri" w:eastAsia="Calibri" w:hAnsi="Calibri"/>
+                <w:sz w:val="22"/>
+                <w:szCs w:val="22"/>
+              </w:rPr>
+              <w:t xml:space="preserve"> </w:t>
+            </w:r>
+            <w:r>
+              <w:rPr>
+                <w:rFonts w:ascii="Calibri" w:cs="Calibri" w:eastAsia="Calibri" w:hAnsi="Calibri"/>
+                <w:i/>
+                <w:iCs/>
+                <w:sz w:val="22"/>
+                <w:szCs w:val="22"/>
+              </w:rPr>
+              <w:t xml:space="preserve">I new assistant.</w:t>
+            </w:r>
+            <w:r>
+              <w:rPr>
+                <w:rFonts w:ascii="Calibri" w:cs="Calibri" w:eastAsia="Calibri" w:hAnsi="Calibri"/>
+                <w:sz w:val="22"/>
+                <w:szCs w:val="22"/>
+              </w:rPr>
+              <w:t xml:space="preserve"> Arabic needs no present-tense </w:t>
+            </w:r>
+            <w:r>
+              <w:rPr>
+                <w:rFonts w:ascii="Calibri" w:cs="Calibri" w:eastAsia="Calibri" w:hAnsi="Calibri"/>
+                <w:i/>
+                <w:iCs/>
+                <w:sz w:val="22"/>
+                <w:szCs w:val="22"/>
+              </w:rPr>
+              <w:t xml:space="preserve">be</w:t>
+            </w:r>
+            <w:r>
+              <w:rPr>
+                <w:rFonts w:ascii="Calibri" w:cs="Calibri" w:eastAsia="Calibri" w:hAnsi="Calibri"/>
+                <w:sz w:val="22"/>
+                <w:szCs w:val="22"/>
+              </w:rPr>
+              <w:t xml:space="preserve">, so this is not carelessness and it does not go away by being corrected once. Drill </w:t>
+            </w:r>
+            <w:r>
+              <w:rPr>
+                <w:rFonts w:ascii="Calibri" w:cs="Calibri" w:eastAsia="Calibri" w:hAnsi="Calibri"/>
+                <w:i/>
+                <w:iCs/>
+                <w:sz w:val="22"/>
+                <w:szCs w:val="22"/>
+              </w:rPr>
+              <w:t xml:space="preserve">I'm / he's / she's</w:t>
+            </w:r>
+            <w:r>
+              <w:rPr>
+                <w:rFonts w:ascii="Calibri" w:cs="Calibri" w:eastAsia="Calibri" w:hAnsi="Calibri"/>
+                <w:sz w:val="22"/>
+                <w:szCs w:val="22"/>
+              </w:rPr>
+              <w:t xml:space="preserve"> as whole chunks, not as a paradigm, and expect it back in Unit 2.</w:t>
+            </w:r>
+          </w:p>
+          <w:p>
+            <w:pPr>
+              <w:spacing w:after="60"/>
+            </w:pPr>
+            <w:r>
+              <w:rPr>
+                <w:rFonts w:ascii="Calibri" w:cs="Calibri" w:eastAsia="Calibri" w:hAnsi="Calibri"/>
+                <w:b/>
+                <w:bCs/>
+                <w:sz w:val="22"/>
+                <w:szCs w:val="22"/>
+              </w:rPr>
+              <w:t xml:space="preserve">2  The missing article.</w:t>
+            </w:r>
+            <w:r>
+              <w:rPr>
+                <w:rFonts w:ascii="Calibri" w:cs="Calibri" w:eastAsia="Calibri" w:hAnsi="Calibri"/>
+                <w:sz w:val="22"/>
+                <w:szCs w:val="22"/>
+              </w:rPr>
+              <w:t xml:space="preserve"> </w:t>
+            </w:r>
+            <w:r>
+              <w:rPr>
+                <w:rFonts w:ascii="Calibri" w:cs="Calibri" w:eastAsia="Calibri" w:hAnsi="Calibri"/>
+                <w:i/>
+                <w:iCs/>
+                <w:sz w:val="22"/>
+                <w:szCs w:val="22"/>
+              </w:rPr>
+              <w:t xml:space="preserve">I'm assistant.</w:t>
+            </w:r>
+            <w:r>
+              <w:rPr>
+                <w:rFonts w:ascii="Calibri" w:cs="Calibri" w:eastAsia="Calibri" w:hAnsi="Calibri"/>
+                <w:sz w:val="22"/>
+                <w:szCs w:val="22"/>
+              </w:rPr>
+              <w:t xml:space="preserve"> Teach </w:t>
+            </w:r>
+            <w:r>
+              <w:rPr>
+                <w:rFonts w:ascii="Calibri" w:cs="Calibri" w:eastAsia="Calibri" w:hAnsi="Calibri"/>
+                <w:i/>
+                <w:iCs/>
+                <w:sz w:val="22"/>
+                <w:szCs w:val="22"/>
+              </w:rPr>
+              <w:t xml:space="preserve">a</w:t>
+            </w:r>
+            <w:r>
+              <w:rPr>
+                <w:rFonts w:ascii="Calibri" w:cs="Calibri" w:eastAsia="Calibri" w:hAnsi="Calibri"/>
+                <w:sz w:val="22"/>
+                <w:szCs w:val="22"/>
+              </w:rPr>
+              <w:t xml:space="preserve"> and </w:t>
+            </w:r>
+            <w:r>
+              <w:rPr>
+                <w:rFonts w:ascii="Calibri" w:cs="Calibri" w:eastAsia="Calibri" w:hAnsi="Calibri"/>
+                <w:i/>
+                <w:iCs/>
+                <w:sz w:val="22"/>
+                <w:szCs w:val="22"/>
+              </w:rPr>
+              <w:t xml:space="preserve">an</w:t>
+            </w:r>
+            <w:r>
+              <w:rPr>
+                <w:rFonts w:ascii="Calibri" w:cs="Calibri" w:eastAsia="Calibri" w:hAnsi="Calibri"/>
+                <w:sz w:val="22"/>
+                <w:szCs w:val="22"/>
+              </w:rPr>
+              <w:t xml:space="preserve"> with the </w:t>
+            </w:r>
+            <w:r>
+              <w:rPr>
+                <w:rFonts w:ascii="Calibri" w:cs="Calibri" w:eastAsia="Calibri" w:hAnsi="Calibri"/>
+                <w:b/>
+                <w:bCs/>
+                <w:sz w:val="22"/>
+                <w:szCs w:val="22"/>
+              </w:rPr>
+              <w:t xml:space="preserve">job</w:t>
+            </w:r>
+            <w:r>
+              <w:rPr>
+                <w:rFonts w:ascii="Calibri" w:cs="Calibri" w:eastAsia="Calibri" w:hAnsi="Calibri"/>
+                <w:sz w:val="22"/>
+                <w:szCs w:val="22"/>
+              </w:rPr>
+              <w:t xml:space="preserve">, every time a job is said, from the first lesson — jobs are where learners meet the article most and get it wrong longest.</w:t>
+            </w:r>
+          </w:p>
+          <w:p>
+            <w:pPr>
+              <w:spacing w:after="60"/>
+            </w:pPr>
+            <w:r>
+              <w:rPr>
+                <w:rFonts w:ascii="Calibri" w:cs="Calibri" w:eastAsia="Calibri" w:hAnsi="Calibri"/>
+                <w:b/>
+                <w:bCs/>
+                <w:sz w:val="22"/>
+                <w:szCs w:val="22"/>
+              </w:rPr>
+              <w:t xml:space="preserve">3  Saying a number as one string.</w:t>
+            </w:r>
+            <w:r>
+              <w:rPr>
+                <w:rFonts w:ascii="Calibri" w:cs="Calibri" w:eastAsia="Calibri" w:hAnsi="Calibri"/>
+                <w:sz w:val="22"/>
+                <w:szCs w:val="22"/>
+              </w:rPr>
+              <w:t xml:space="preserve"> </w:t>
+            </w:r>
+            <w:r>
+              <w:rPr>
+                <w:rFonts w:ascii="Calibri" w:cs="Calibri" w:eastAsia="Calibri" w:hAnsi="Calibri"/>
+                <w:i/>
+                <w:iCs/>
+                <w:sz w:val="22"/>
+                <w:szCs w:val="22"/>
+              </w:rPr>
+              <w:t xml:space="preserve">Oh nine double eight four five oh one seven six</w:t>
+            </w:r>
+            <w:r>
+              <w:rPr>
+                <w:rFonts w:ascii="Calibri" w:cs="Calibri" w:eastAsia="Calibri" w:hAnsi="Calibri"/>
+                <w:sz w:val="22"/>
+                <w:szCs w:val="22"/>
+              </w:rPr>
+              <w:t xml:space="preserve"> said in one breath cannot be written down. 1.3 is where the habit is made: </w:t>
+            </w:r>
+            <w:r>
+              <w:rPr>
+                <w:rFonts w:ascii="Calibri" w:cs="Calibri" w:eastAsia="Calibri" w:hAnsi="Calibri"/>
+                <w:b/>
+                <w:bCs/>
+                <w:sz w:val="22"/>
+                <w:szCs w:val="22"/>
+              </w:rPr>
+              <w:t xml:space="preserve">group the digits and pause</w:t>
+            </w:r>
+            <w:r>
+              <w:rPr>
+                <w:rFonts w:ascii="Calibri" w:cs="Calibri" w:eastAsia="Calibri" w:hAnsi="Calibri"/>
+                <w:sz w:val="22"/>
+                <w:szCs w:val="22"/>
+              </w:rPr>
+              <w:t xml:space="preserve">, then read it back. Do not let a learner finish a number without the read-back.</w:t>
+            </w:r>
+          </w:p>
+        </w:tc>
+      </w:tr>
+    </w:tbl>
     <w:sectPr>
       <w:headerReference w:type="default" r:id="rId7"/>
       <w:footerReference w:type="default" r:id="rId8"/>
